--- a/products-storage/00-free-id-do-peredachi/03-prichiny-vozvrata-komplekta.docx
+++ b/products-storage/00-free-id-do-peredachi/03-prichiny-vozvrata-komplekta.docx
@@ -419,97 +419,12 @@
         <w:pStyle w:val="Heading1"/>
       </w:pPr>
       <w:r>
-        <w:t>Чего этот материал не обещает</w:t>
+        <w:t>Когда требуется разбор ситуации</w:t>
       </w:r>
     </w:p>
     <w:p>
       <w:r>
-        <w:t>Обещания, что комплект примут с первого раза, в этом материале нет. Перечень замечаний зависит от договора, проекта, действующей редакции требований и от того, как устроена приёмка у второй стороны, — часть замечаний приходит независимо от качества вашей сборки. Материал влияет на другое: он убирает из перечня то, что вы могли поймать у себя, и делает видимой хронологию передач. Решение, что и когда предъявлять, остаётся вашим.</w:t>
-      </w:r>
-    </w:p>
-    <w:p>
-      <w:pPr>
-        <w:pStyle w:val="Heading1"/>
-      </w:pPr>
-      <w:r>
-        <w:t>Граница: где заканчивается этот материал и начинается юрист</w:t>
-      </w:r>
-    </w:p>
-    <w:p>
-      <w:r>
-        <w:t>Материал не заменяет юриста и юристом не вычитан. Он про то, что можно проверить в своих документах своими силами до передачи комплекта, а не про оценку вашего договора и вашей позиции. Юрист нужен, когда приёмка остановлена и вторая сторона ссылается на документацию как на основание не платить, когда предъявлен односторонний акт или мотивированный отказ от приёмки, когда замечания сопровождаются требованием об уплате неустойки или зачётом, когда речь заходит о расторжении договора и когда спор дошёл до претензии.</w:t>
-      </w:r>
-    </w:p>
-    <w:p>
-      <w:pPr>
-        <w:pStyle w:val="Heading1"/>
-      </w:pPr>
-      <w:r>
-        <w:t>⚠️ Что этот материал НЕ закрывает</w:t>
-      </w:r>
-    </w:p>
-    <w:p>
-      <w:pPr>
-        <w:pStyle w:val="ListBullet"/>
-      </w:pPr>
-      <w:r>
-        <w:t>Формы актов скрытых работ и освидетельствования ответственных конструкций</w:t>
-      </w:r>
-    </w:p>
-    <w:p>
-      <w:pPr>
-        <w:pStyle w:val="ListBullet"/>
-      </w:pPr>
-      <w:r>
-        <w:t>Шаблон исполнительной схемы</w:t>
-      </w:r>
-    </w:p>
-    <w:p>
-      <w:pPr>
-        <w:pStyle w:val="ListBullet"/>
-      </w:pPr>
-      <w:r>
-        <w:t>Общий журнал работ и журнал входного контроля</w:t>
-      </w:r>
-    </w:p>
-    <w:p>
-      <w:pPr>
-        <w:pStyle w:val="ListBullet"/>
-      </w:pPr>
-      <w:r>
-        <w:t>Реестр исполнительной документации и реестр паспортов и сертификатов</w:t>
-      </w:r>
-    </w:p>
-    <w:p>
-      <w:pPr>
-        <w:pStyle w:val="ListBullet"/>
-      </w:pPr>
-      <w:r>
-        <w:t>Уведомление о готовности документации к передаче и акт приёмки документации</w:t>
-      </w:r>
-    </w:p>
-    <w:p>
-      <w:pPr>
-        <w:pStyle w:val="ListBullet"/>
-      </w:pPr>
-      <w:r>
-        <w:t>Акт передачи комплекта и акт передачи площадки и фронта работ</w:t>
-      </w:r>
-    </w:p>
-    <w:p>
-      <w:pPr>
-        <w:pStyle w:val="ListBullet"/>
-      </w:pPr>
-      <w:r>
-        <w:t>Письмо-ответ на замечания по пунктам, реестр и график устранения</w:t>
-      </w:r>
-    </w:p>
-    <w:p>
-      <w:pPr>
-        <w:pStyle w:val="ListBullet"/>
-      </w:pPr>
-      <w:r>
-        <w:t>Служебную записку о блокировке оплаты и признаки необоснованной блокировки</w:t>
+        <w:t>Юрист нужен, когда приёмка остановлена и вторая сторона ссылается на документацию как на основание не платить, когда предъявлен односторонний акт или мотивированный отказ от приёмки, когда замечания сопровождаются требованием об уплате неустойки или зачётом, когда речь заходит о расторжении договора и когда спор дошёл до претензии.</w:t>
       </w:r>
     </w:p>
     <w:p>
@@ -522,17 +437,18 @@
     </w:p>
     <w:p>
       <w:r>
-        <w:t>Увидеть причину у себя — половина дела; вторая половина в том, чем оформить недостающее и что ответить на уже полученный перечень замечаний. Формы, журналы, реестры и письмо-ответ по пунктам — в платном комплекте.</w:t>
+        <w:t/>
         <w:br/>
         <w:br/>
-        <w:t>Комплект «Акты скрытых работ и исполнительная документация».</w:t>
+        <w:t/>
         <w:br/>
-        <w:t>Стоимость: 2 990 ₽</w:t>
+        <w:t/>
         <w:br/>
-        <w:t>Страница комплекта: https://marzhavbetone.ru/products/p4-ispolnitelnaya-dokumentaciya-pto.html</w:t>
+        <w:t>
+</w:t>
         <w:br/>
         <w:br/>
-        <w:t>Комплект не заменяет проект, не отменяет проверку действующей редакции требований и не гарантирует приёмку с первого раза: он снимает ручную работу по сборке, передаче и ответу на замечания, а оценку спорной ситуации делает юрист.</w:t>
+        <w:t/>
       </w:r>
     </w:p>
     <w:sectPr>
